--- a/2ºDAW/DIWEB ,DWEC Y PIDAWE/PIDAWE/Anotaciones.docx
+++ b/2ºDAW/DIWEB ,DWEC Y PIDAWE/PIDAWE/Anotaciones.docx
@@ -6,12 +6,12 @@
       <w:tblPr>
         <w:tblStyle w:val="Tablaconcuadrcula"/>
         <w:tblpPr w:leftFromText="141" w:rightFromText="141" w:vertAnchor="page" w:horzAnchor="margin" w:tblpXSpec="center" w:tblpY="1411"/>
-        <w:tblW w:w="10207" w:type="dxa"/>
+        <w:tblW w:w="11199" w:type="dxa"/>
         <w:tblLook w:val="04A0" w:firstRow="1" w:lastRow="0" w:firstColumn="1" w:lastColumn="0" w:noHBand="0" w:noVBand="1"/>
       </w:tblPr>
       <w:tblGrid>
-        <w:gridCol w:w="5245"/>
-        <w:gridCol w:w="4962"/>
+        <w:gridCol w:w="6096"/>
+        <w:gridCol w:w="5103"/>
       </w:tblGrid>
       <w:tr>
         <w:trPr>
@@ -19,7 +19,7 @@
         </w:trPr>
         <w:tc>
           <w:tcPr>
-            <w:tcW w:w="5245" w:type="dxa"/>
+            <w:tcW w:w="6096" w:type="dxa"/>
           </w:tcPr>
           <w:p>
             <w:pPr>
@@ -40,7 +40,7 @@
         </w:tc>
         <w:tc>
           <w:tcPr>
-            <w:tcW w:w="4962" w:type="dxa"/>
+            <w:tcW w:w="5103" w:type="dxa"/>
           </w:tcPr>
           <w:p>
             <w:pPr>
@@ -63,7 +63,7 @@
       <w:tr>
         <w:tc>
           <w:tcPr>
-            <w:tcW w:w="5245" w:type="dxa"/>
+            <w:tcW w:w="6096" w:type="dxa"/>
           </w:tcPr>
           <w:p>
             <w:r>
@@ -79,7 +79,7 @@
         </w:tc>
         <w:tc>
           <w:tcPr>
-            <w:tcW w:w="4962" w:type="dxa"/>
+            <w:tcW w:w="5103" w:type="dxa"/>
           </w:tcPr>
           <w:p>
             <w:r>
@@ -96,7 +96,7 @@
       <w:tr>
         <w:tc>
           <w:tcPr>
-            <w:tcW w:w="5245" w:type="dxa"/>
+            <w:tcW w:w="6096" w:type="dxa"/>
           </w:tcPr>
           <w:p>
             <w:r>
@@ -118,7 +118,7 @@
         </w:tc>
         <w:tc>
           <w:tcPr>
-            <w:tcW w:w="4962" w:type="dxa"/>
+            <w:tcW w:w="5103" w:type="dxa"/>
           </w:tcPr>
           <w:p>
             <w:r>
@@ -130,7 +130,7 @@
       <w:tr>
         <w:tc>
           <w:tcPr>
-            <w:tcW w:w="5245" w:type="dxa"/>
+            <w:tcW w:w="6096" w:type="dxa"/>
           </w:tcPr>
           <w:p>
             <w:r>
@@ -140,7 +140,7 @@
         </w:tc>
         <w:tc>
           <w:tcPr>
-            <w:tcW w:w="4962" w:type="dxa"/>
+            <w:tcW w:w="5103" w:type="dxa"/>
           </w:tcPr>
           <w:p>
             <w:r>
@@ -152,7 +152,7 @@
       <w:tr>
         <w:tc>
           <w:tcPr>
-            <w:tcW w:w="5245" w:type="dxa"/>
+            <w:tcW w:w="6096" w:type="dxa"/>
           </w:tcPr>
           <w:p>
             <w:r>
@@ -172,7 +172,7 @@
         </w:tc>
         <w:tc>
           <w:tcPr>
-            <w:tcW w:w="4962" w:type="dxa"/>
+            <w:tcW w:w="5103" w:type="dxa"/>
           </w:tcPr>
           <w:p>
             <w:r>
@@ -184,7 +184,7 @@
       <w:tr>
         <w:tc>
           <w:tcPr>
-            <w:tcW w:w="5245" w:type="dxa"/>
+            <w:tcW w:w="6096" w:type="dxa"/>
           </w:tcPr>
           <w:p>
             <w:r>
@@ -194,7 +194,7 @@
         </w:tc>
         <w:tc>
           <w:tcPr>
-            <w:tcW w:w="4962" w:type="dxa"/>
+            <w:tcW w:w="5103" w:type="dxa"/>
           </w:tcPr>
           <w:p>
             <w:r>
@@ -206,7 +206,7 @@
       <w:tr>
         <w:tc>
           <w:tcPr>
-            <w:tcW w:w="5245" w:type="dxa"/>
+            <w:tcW w:w="6096" w:type="dxa"/>
           </w:tcPr>
           <w:p>
             <w:r>
@@ -226,7 +226,7 @@
         </w:tc>
         <w:tc>
           <w:tcPr>
-            <w:tcW w:w="4962" w:type="dxa"/>
+            <w:tcW w:w="5103" w:type="dxa"/>
           </w:tcPr>
           <w:p>
             <w:r>
@@ -238,7 +238,7 @@
       <w:tr>
         <w:tc>
           <w:tcPr>
-            <w:tcW w:w="5245" w:type="dxa"/>
+            <w:tcW w:w="6096" w:type="dxa"/>
           </w:tcPr>
           <w:p>
             <w:r>
@@ -258,7 +258,7 @@
         </w:tc>
         <w:tc>
           <w:tcPr>
-            <w:tcW w:w="4962" w:type="dxa"/>
+            <w:tcW w:w="5103" w:type="dxa"/>
           </w:tcPr>
           <w:p>
             <w:r>
@@ -286,7 +286,7 @@
       <w:tr>
         <w:tc>
           <w:tcPr>
-            <w:tcW w:w="5245" w:type="dxa"/>
+            <w:tcW w:w="6096" w:type="dxa"/>
           </w:tcPr>
           <w:p>
             <w:r>
@@ -394,10 +394,15 @@
               <w:t>Y en los anexos añadir dicho código en un apartado</w:t>
             </w:r>
           </w:p>
-        </w:tc>
-        <w:tc>
-          <w:tcPr>
-            <w:tcW w:w="4962" w:type="dxa"/>
+          <w:p>
+            <w:r>
+              <w:t>Para código completo sin explicaciones, ponerlo en los Anexos</w:t>
+            </w:r>
+          </w:p>
+        </w:tc>
+        <w:tc>
+          <w:tcPr>
+            <w:tcW w:w="5103" w:type="dxa"/>
           </w:tcPr>
           <w:p>
             <w:pPr>
@@ -507,25 +512,131 @@
       <w:tr>
         <w:tc>
           <w:tcPr>
-            <w:tcW w:w="5245" w:type="dxa"/>
-          </w:tcPr>
-          <w:p/>
-        </w:tc>
-        <w:tc>
-          <w:tcPr>
-            <w:tcW w:w="4962" w:type="dxa"/>
-          </w:tcPr>
-          <w:p/>
+            <w:tcW w:w="6096" w:type="dxa"/>
+          </w:tcPr>
+          <w:p>
+            <w:pPr>
+              <w:pStyle w:val="Prrafodelista"/>
+              <w:numPr>
+                <w:ilvl w:val="0"/>
+                <w:numId w:val="4"/>
+              </w:numPr>
+            </w:pPr>
+            <w:r>
+              <w:t>Explorar las diferentes pruebas de test que se pueden realizar a nuestro proyecto.</w:t>
+            </w:r>
+          </w:p>
+          <w:p>
+            <w:pPr>
+              <w:pStyle w:val="Prrafodelista"/>
+              <w:numPr>
+                <w:ilvl w:val="0"/>
+                <w:numId w:val="4"/>
+              </w:numPr>
+            </w:pPr>
+            <w:r>
+              <w:lastRenderedPageBreak/>
+              <w:t>De esa investigación hacer una pequeña introducción teórica, indicando de que trata cada tipo de prueba test, que parámetros mide, etc</w:t>
+            </w:r>
+            <w:r>
+              <w:t>.</w:t>
+            </w:r>
+          </w:p>
+          <w:p>
+            <w:pPr>
+              <w:pStyle w:val="Prrafodelista"/>
+              <w:numPr>
+                <w:ilvl w:val="0"/>
+                <w:numId w:val="4"/>
+              </w:numPr>
+            </w:pPr>
+            <w:r>
+              <w:t>Código de las pruebas,que hacen, resultados</w:t>
+            </w:r>
+          </w:p>
+        </w:tc>
+        <w:tc>
+          <w:tcPr>
+            <w:tcW w:w="5103" w:type="dxa"/>
+          </w:tcPr>
+          <w:p>
+            <w:r>
+              <w:lastRenderedPageBreak/>
+              <w:t>6.4 Ejecución de pruebas: “Código de Pruebas”</w:t>
+            </w:r>
+          </w:p>
         </w:tc>
       </w:tr>
       <w:tr>
         <w:tc>
           <w:tcPr>
-            <w:tcW w:w="5245" w:type="dxa"/>
-          </w:tcPr>
-          <w:p>
-            <w:r>
-              <w:t>ISMAEL, Servidor IAC-&gt; Máxima nota</w:t>
+            <w:tcW w:w="6096" w:type="dxa"/>
+          </w:tcPr>
+          <w:p>
+            <w:pPr>
+              <w:rPr>
+                <w:b/>
+                <w:bCs/>
+              </w:rPr>
+            </w:pPr>
+            <w:r>
+              <w:rPr>
+                <w:b/>
+                <w:bCs/>
+              </w:rPr>
+              <w:t xml:space="preserve">Verificar </w:t>
+            </w:r>
+          </w:p>
+          <w:p>
+            <w:pPr>
+              <w:pStyle w:val="Prrafodelista"/>
+              <w:numPr>
+                <w:ilvl w:val="0"/>
+                <w:numId w:val="5"/>
+              </w:numPr>
+            </w:pPr>
+            <w:r>
+              <w:t>cumplimiento de los requisitos anotados en apartados anteriores en el proyecto</w:t>
+            </w:r>
+          </w:p>
+          <w:p>
+            <w:pPr>
+              <w:pStyle w:val="Prrafodelista"/>
+              <w:numPr>
+                <w:ilvl w:val="0"/>
+                <w:numId w:val="5"/>
+              </w:numPr>
+            </w:pPr>
+            <w:r>
+              <w:t>y del cumplimiento de las fechas señaladas en vuestra gestión de tareas</w:t>
+            </w:r>
+          </w:p>
+        </w:tc>
+        <w:tc>
+          <w:tcPr>
+            <w:tcW w:w="5103" w:type="dxa"/>
+          </w:tcPr>
+          <w:p>
+            <w:r>
+              <w:t>6.5 Verificación - ¿Cumple el proyeco lo que prometía?</w:t>
+            </w:r>
+          </w:p>
+        </w:tc>
+      </w:tr>
+      <w:tr>
+        <w:tc>
+          <w:tcPr>
+            <w:tcW w:w="6096" w:type="dxa"/>
+          </w:tcPr>
+          <w:p>
+            <w:r>
+              <w:t>ISMAEL, Servidor IAC</w:t>
+            </w:r>
+            <w:r>
+              <w:t xml:space="preserve"> o REAL</w:t>
+            </w:r>
+            <w:r>
+              <w:t>-&gt; Máxima nota</w:t>
             </w:r>
           </w:p>
           <w:p>
@@ -533,14 +644,112 @@
               <w:t>Servidor XAMPP-&gt;Mitad de la nota</w:t>
             </w:r>
           </w:p>
-        </w:tc>
-        <w:tc>
-          <w:tcPr>
-            <w:tcW w:w="4962" w:type="dxa"/>
+          <w:p>
+            <w:r>
+              <w:t>Indicar usuarios, claves, urls, configuraciones, etc., necesarias para poder acceder como programador</w:t>
+            </w:r>
+          </w:p>
+        </w:tc>
+        <w:tc>
+          <w:tcPr>
+            <w:tcW w:w="5103" w:type="dxa"/>
           </w:tcPr>
           <w:p>
             <w:r>
               <w:t>6.6 Despliegue del proyecto</w:t>
+            </w:r>
+          </w:p>
+        </w:tc>
+      </w:tr>
+      <w:tr>
+        <w:tc>
+          <w:tcPr>
+            <w:tcW w:w="6096" w:type="dxa"/>
+          </w:tcPr>
+          <w:p>
+            <w:r>
+              <w:t>Manual de como se usa la aplicación por parte del usuario.</w:t>
+            </w:r>
+          </w:p>
+          <w:p/>
+          <w:p>
+            <w:pPr>
+              <w:pStyle w:val="Prrafodelista"/>
+              <w:numPr>
+                <w:ilvl w:val="0"/>
+                <w:numId w:val="6"/>
+              </w:numPr>
+            </w:pPr>
+            <w:r>
+              <w:t>Podéis</w:t>
+            </w:r>
+            <w:r>
+              <w:t xml:space="preserve"> rellenarlo en el propio documento del proyecto</w:t>
+            </w:r>
+          </w:p>
+          <w:p>
+            <w:pPr>
+              <w:pStyle w:val="Prrafodelista"/>
+              <w:numPr>
+                <w:ilvl w:val="0"/>
+                <w:numId w:val="6"/>
+              </w:numPr>
+            </w:pPr>
+            <w:r>
+              <w:t>C</w:t>
+            </w:r>
+            <w:r>
+              <w:t>re</w:t>
+            </w:r>
+            <w:r>
+              <w:t>ar</w:t>
+            </w:r>
+            <w:r>
+              <w:t xml:space="preserve"> un apartado </w:t>
+            </w:r>
+            <w:r>
+              <w:t>específico</w:t>
+            </w:r>
+            <w:r>
+              <w:t xml:space="preserve"> en la aplicación web y en el documento de proyecto, dónde se explicará como ha sido creado ese apartado y dónde se ubica</w:t>
+            </w:r>
+          </w:p>
+        </w:tc>
+        <w:tc>
+          <w:tcPr>
+            <w:tcW w:w="5103" w:type="dxa"/>
+          </w:tcPr>
+          <w:p>
+            <w:r>
+              <w:t>7.Manual de Usuario</w:t>
+            </w:r>
+          </w:p>
+        </w:tc>
+      </w:tr>
+      <w:tr>
+        <w:tc>
+          <w:tcPr>
+            <w:tcW w:w="6096" w:type="dxa"/>
+          </w:tcPr>
+          <w:p>
+            <w:r>
+              <w:t>Información extra y completa sobre cualquiera de los apartados</w:t>
+            </w:r>
+          </w:p>
+          <w:p/>
+          <w:p>
+            <w:r>
+              <w:t>La información más relevante debe ir en sus apartados correspondientes.</w:t>
+            </w:r>
+          </w:p>
+        </w:tc>
+        <w:tc>
+          <w:tcPr>
+            <w:tcW w:w="5103" w:type="dxa"/>
+          </w:tcPr>
+          <w:p>
+            <w:r>
+              <w:t>8.Anexos</w:t>
             </w:r>
           </w:p>
         </w:tc>
@@ -685,6 +894,232 @@
     </w:lvl>
   </w:abstractNum>
   <w:abstractNum w:abstractNumId="1" w15:restartNumberingAfterBreak="0">
+    <w:nsid w:val="07753235"/>
+    <w:multiLevelType w:val="hybridMultilevel"/>
+    <w:tmpl w:val="C7B64E12"/>
+    <w:lvl w:ilvl="0" w:tplc="0C0A0001">
+      <w:start w:val="1"/>
+      <w:numFmt w:val="bullet"/>
+      <w:lvlText w:val=""/>
+      <w:lvlJc w:val="left"/>
+      <w:pPr>
+        <w:ind w:left="720" w:hanging="360"/>
+      </w:pPr>
+      <w:rPr>
+        <w:rFonts w:ascii="Symbol" w:hAnsi="Symbol" w:hint="default"/>
+      </w:rPr>
+    </w:lvl>
+    <w:lvl w:ilvl="1" w:tplc="0C0A0003" w:tentative="1">
+      <w:start w:val="1"/>
+      <w:numFmt w:val="bullet"/>
+      <w:lvlText w:val="o"/>
+      <w:lvlJc w:val="left"/>
+      <w:pPr>
+        <w:ind w:left="1440" w:hanging="360"/>
+      </w:pPr>
+      <w:rPr>
+        <w:rFonts w:ascii="Courier New" w:hAnsi="Courier New" w:cs="Courier New" w:hint="default"/>
+      </w:rPr>
+    </w:lvl>
+    <w:lvl w:ilvl="2" w:tplc="0C0A0005" w:tentative="1">
+      <w:start w:val="1"/>
+      <w:numFmt w:val="bullet"/>
+      <w:lvlText w:val=""/>
+      <w:lvlJc w:val="left"/>
+      <w:pPr>
+        <w:ind w:left="2160" w:hanging="360"/>
+      </w:pPr>
+      <w:rPr>
+        <w:rFonts w:ascii="Wingdings" w:hAnsi="Wingdings" w:hint="default"/>
+      </w:rPr>
+    </w:lvl>
+    <w:lvl w:ilvl="3" w:tplc="0C0A0001" w:tentative="1">
+      <w:start w:val="1"/>
+      <w:numFmt w:val="bullet"/>
+      <w:lvlText w:val=""/>
+      <w:lvlJc w:val="left"/>
+      <w:pPr>
+        <w:ind w:left="2880" w:hanging="360"/>
+      </w:pPr>
+      <w:rPr>
+        <w:rFonts w:ascii="Symbol" w:hAnsi="Symbol" w:hint="default"/>
+      </w:rPr>
+    </w:lvl>
+    <w:lvl w:ilvl="4" w:tplc="0C0A0003" w:tentative="1">
+      <w:start w:val="1"/>
+      <w:numFmt w:val="bullet"/>
+      <w:lvlText w:val="o"/>
+      <w:lvlJc w:val="left"/>
+      <w:pPr>
+        <w:ind w:left="3600" w:hanging="360"/>
+      </w:pPr>
+      <w:rPr>
+        <w:rFonts w:ascii="Courier New" w:hAnsi="Courier New" w:cs="Courier New" w:hint="default"/>
+      </w:rPr>
+    </w:lvl>
+    <w:lvl w:ilvl="5" w:tplc="0C0A0005" w:tentative="1">
+      <w:start w:val="1"/>
+      <w:numFmt w:val="bullet"/>
+      <w:lvlText w:val=""/>
+      <w:lvlJc w:val="left"/>
+      <w:pPr>
+        <w:ind w:left="4320" w:hanging="360"/>
+      </w:pPr>
+      <w:rPr>
+        <w:rFonts w:ascii="Wingdings" w:hAnsi="Wingdings" w:hint="default"/>
+      </w:rPr>
+    </w:lvl>
+    <w:lvl w:ilvl="6" w:tplc="0C0A0001" w:tentative="1">
+      <w:start w:val="1"/>
+      <w:numFmt w:val="bullet"/>
+      <w:lvlText w:val=""/>
+      <w:lvlJc w:val="left"/>
+      <w:pPr>
+        <w:ind w:left="5040" w:hanging="360"/>
+      </w:pPr>
+      <w:rPr>
+        <w:rFonts w:ascii="Symbol" w:hAnsi="Symbol" w:hint="default"/>
+      </w:rPr>
+    </w:lvl>
+    <w:lvl w:ilvl="7" w:tplc="0C0A0003" w:tentative="1">
+      <w:start w:val="1"/>
+      <w:numFmt w:val="bullet"/>
+      <w:lvlText w:val="o"/>
+      <w:lvlJc w:val="left"/>
+      <w:pPr>
+        <w:ind w:left="5760" w:hanging="360"/>
+      </w:pPr>
+      <w:rPr>
+        <w:rFonts w:ascii="Courier New" w:hAnsi="Courier New" w:cs="Courier New" w:hint="default"/>
+      </w:rPr>
+    </w:lvl>
+    <w:lvl w:ilvl="8" w:tplc="0C0A0005" w:tentative="1">
+      <w:start w:val="1"/>
+      <w:numFmt w:val="bullet"/>
+      <w:lvlText w:val=""/>
+      <w:lvlJc w:val="left"/>
+      <w:pPr>
+        <w:ind w:left="6480" w:hanging="360"/>
+      </w:pPr>
+      <w:rPr>
+        <w:rFonts w:ascii="Wingdings" w:hAnsi="Wingdings" w:hint="default"/>
+      </w:rPr>
+    </w:lvl>
+  </w:abstractNum>
+  <w:abstractNum w:abstractNumId="2" w15:restartNumberingAfterBreak="0">
+    <w:nsid w:val="33340355"/>
+    <w:multiLevelType w:val="hybridMultilevel"/>
+    <w:tmpl w:val="2108AEA0"/>
+    <w:lvl w:ilvl="0" w:tplc="0C0A0001">
+      <w:start w:val="1"/>
+      <w:numFmt w:val="bullet"/>
+      <w:lvlText w:val=""/>
+      <w:lvlJc w:val="left"/>
+      <w:pPr>
+        <w:ind w:left="720" w:hanging="360"/>
+      </w:pPr>
+      <w:rPr>
+        <w:rFonts w:ascii="Symbol" w:hAnsi="Symbol" w:hint="default"/>
+      </w:rPr>
+    </w:lvl>
+    <w:lvl w:ilvl="1" w:tplc="0C0A0003" w:tentative="1">
+      <w:start w:val="1"/>
+      <w:numFmt w:val="bullet"/>
+      <w:lvlText w:val="o"/>
+      <w:lvlJc w:val="left"/>
+      <w:pPr>
+        <w:ind w:left="1440" w:hanging="360"/>
+      </w:pPr>
+      <w:rPr>
+        <w:rFonts w:ascii="Courier New" w:hAnsi="Courier New" w:cs="Courier New" w:hint="default"/>
+      </w:rPr>
+    </w:lvl>
+    <w:lvl w:ilvl="2" w:tplc="0C0A0005" w:tentative="1">
+      <w:start w:val="1"/>
+      <w:numFmt w:val="bullet"/>
+      <w:lvlText w:val=""/>
+      <w:lvlJc w:val="left"/>
+      <w:pPr>
+        <w:ind w:left="2160" w:hanging="360"/>
+      </w:pPr>
+      <w:rPr>
+        <w:rFonts w:ascii="Wingdings" w:hAnsi="Wingdings" w:hint="default"/>
+      </w:rPr>
+    </w:lvl>
+    <w:lvl w:ilvl="3" w:tplc="0C0A0001" w:tentative="1">
+      <w:start w:val="1"/>
+      <w:numFmt w:val="bullet"/>
+      <w:lvlText w:val=""/>
+      <w:lvlJc w:val="left"/>
+      <w:pPr>
+        <w:ind w:left="2880" w:hanging="360"/>
+      </w:pPr>
+      <w:rPr>
+        <w:rFonts w:ascii="Symbol" w:hAnsi="Symbol" w:hint="default"/>
+      </w:rPr>
+    </w:lvl>
+    <w:lvl w:ilvl="4" w:tplc="0C0A0003" w:tentative="1">
+      <w:start w:val="1"/>
+      <w:numFmt w:val="bullet"/>
+      <w:lvlText w:val="o"/>
+      <w:lvlJc w:val="left"/>
+      <w:pPr>
+        <w:ind w:left="3600" w:hanging="360"/>
+      </w:pPr>
+      <w:rPr>
+        <w:rFonts w:ascii="Courier New" w:hAnsi="Courier New" w:cs="Courier New" w:hint="default"/>
+      </w:rPr>
+    </w:lvl>
+    <w:lvl w:ilvl="5" w:tplc="0C0A0005" w:tentative="1">
+      <w:start w:val="1"/>
+      <w:numFmt w:val="bullet"/>
+      <w:lvlText w:val=""/>
+      <w:lvlJc w:val="left"/>
+      <w:pPr>
+        <w:ind w:left="4320" w:hanging="360"/>
+      </w:pPr>
+      <w:rPr>
+        <w:rFonts w:ascii="Wingdings" w:hAnsi="Wingdings" w:hint="default"/>
+      </w:rPr>
+    </w:lvl>
+    <w:lvl w:ilvl="6" w:tplc="0C0A0001" w:tentative="1">
+      <w:start w:val="1"/>
+      <w:numFmt w:val="bullet"/>
+      <w:lvlText w:val=""/>
+      <w:lvlJc w:val="left"/>
+      <w:pPr>
+        <w:ind w:left="5040" w:hanging="360"/>
+      </w:pPr>
+      <w:rPr>
+        <w:rFonts w:ascii="Symbol" w:hAnsi="Symbol" w:hint="default"/>
+      </w:rPr>
+    </w:lvl>
+    <w:lvl w:ilvl="7" w:tplc="0C0A0003" w:tentative="1">
+      <w:start w:val="1"/>
+      <w:numFmt w:val="bullet"/>
+      <w:lvlText w:val="o"/>
+      <w:lvlJc w:val="left"/>
+      <w:pPr>
+        <w:ind w:left="5760" w:hanging="360"/>
+      </w:pPr>
+      <w:rPr>
+        <w:rFonts w:ascii="Courier New" w:hAnsi="Courier New" w:cs="Courier New" w:hint="default"/>
+      </w:rPr>
+    </w:lvl>
+    <w:lvl w:ilvl="8" w:tplc="0C0A0005" w:tentative="1">
+      <w:start w:val="1"/>
+      <w:numFmt w:val="bullet"/>
+      <w:lvlText w:val=""/>
+      <w:lvlJc w:val="left"/>
+      <w:pPr>
+        <w:ind w:left="6480" w:hanging="360"/>
+      </w:pPr>
+      <w:rPr>
+        <w:rFonts w:ascii="Wingdings" w:hAnsi="Wingdings" w:hint="default"/>
+      </w:rPr>
+    </w:lvl>
+  </w:abstractNum>
+  <w:abstractNum w:abstractNumId="3" w15:restartNumberingAfterBreak="0">
     <w:nsid w:val="57866E80"/>
     <w:multiLevelType w:val="hybridMultilevel"/>
     <w:tmpl w:val="E6F02B82"/>
@@ -797,7 +1232,120 @@
       </w:rPr>
     </w:lvl>
   </w:abstractNum>
-  <w:abstractNum w:abstractNumId="2" w15:restartNumberingAfterBreak="0">
+  <w:abstractNum w:abstractNumId="4" w15:restartNumberingAfterBreak="0">
+    <w:nsid w:val="693B46BF"/>
+    <w:multiLevelType w:val="hybridMultilevel"/>
+    <w:tmpl w:val="B4F6B460"/>
+    <w:lvl w:ilvl="0" w:tplc="0C0A0001">
+      <w:start w:val="1"/>
+      <w:numFmt w:val="bullet"/>
+      <w:lvlText w:val=""/>
+      <w:lvlJc w:val="left"/>
+      <w:pPr>
+        <w:ind w:left="720" w:hanging="360"/>
+      </w:pPr>
+      <w:rPr>
+        <w:rFonts w:ascii="Symbol" w:hAnsi="Symbol" w:hint="default"/>
+      </w:rPr>
+    </w:lvl>
+    <w:lvl w:ilvl="1" w:tplc="0C0A0003" w:tentative="1">
+      <w:start w:val="1"/>
+      <w:numFmt w:val="bullet"/>
+      <w:lvlText w:val="o"/>
+      <w:lvlJc w:val="left"/>
+      <w:pPr>
+        <w:ind w:left="1440" w:hanging="360"/>
+      </w:pPr>
+      <w:rPr>
+        <w:rFonts w:ascii="Courier New" w:hAnsi="Courier New" w:cs="Courier New" w:hint="default"/>
+      </w:rPr>
+    </w:lvl>
+    <w:lvl w:ilvl="2" w:tplc="0C0A0005" w:tentative="1">
+      <w:start w:val="1"/>
+      <w:numFmt w:val="bullet"/>
+      <w:lvlText w:val=""/>
+      <w:lvlJc w:val="left"/>
+      <w:pPr>
+        <w:ind w:left="2160" w:hanging="360"/>
+      </w:pPr>
+      <w:rPr>
+        <w:rFonts w:ascii="Wingdings" w:hAnsi="Wingdings" w:hint="default"/>
+      </w:rPr>
+    </w:lvl>
+    <w:lvl w:ilvl="3" w:tplc="0C0A0001" w:tentative="1">
+      <w:start w:val="1"/>
+      <w:numFmt w:val="bullet"/>
+      <w:lvlText w:val=""/>
+      <w:lvlJc w:val="left"/>
+      <w:pPr>
+        <w:ind w:left="2880" w:hanging="360"/>
+      </w:pPr>
+      <w:rPr>
+        <w:rFonts w:ascii="Symbol" w:hAnsi="Symbol" w:hint="default"/>
+      </w:rPr>
+    </w:lvl>
+    <w:lvl w:ilvl="4" w:tplc="0C0A0003" w:tentative="1">
+      <w:start w:val="1"/>
+      <w:numFmt w:val="bullet"/>
+      <w:lvlText w:val="o"/>
+      <w:lvlJc w:val="left"/>
+      <w:pPr>
+        <w:ind w:left="3600" w:hanging="360"/>
+      </w:pPr>
+      <w:rPr>
+        <w:rFonts w:ascii="Courier New" w:hAnsi="Courier New" w:cs="Courier New" w:hint="default"/>
+      </w:rPr>
+    </w:lvl>
+    <w:lvl w:ilvl="5" w:tplc="0C0A0005" w:tentative="1">
+      <w:start w:val="1"/>
+      <w:numFmt w:val="bullet"/>
+      <w:lvlText w:val=""/>
+      <w:lvlJc w:val="left"/>
+      <w:pPr>
+        <w:ind w:left="4320" w:hanging="360"/>
+      </w:pPr>
+      <w:rPr>
+        <w:rFonts w:ascii="Wingdings" w:hAnsi="Wingdings" w:hint="default"/>
+      </w:rPr>
+    </w:lvl>
+    <w:lvl w:ilvl="6" w:tplc="0C0A0001" w:tentative="1">
+      <w:start w:val="1"/>
+      <w:numFmt w:val="bullet"/>
+      <w:lvlText w:val=""/>
+      <w:lvlJc w:val="left"/>
+      <w:pPr>
+        <w:ind w:left="5040" w:hanging="360"/>
+      </w:pPr>
+      <w:rPr>
+        <w:rFonts w:ascii="Symbol" w:hAnsi="Symbol" w:hint="default"/>
+      </w:rPr>
+    </w:lvl>
+    <w:lvl w:ilvl="7" w:tplc="0C0A0003" w:tentative="1">
+      <w:start w:val="1"/>
+      <w:numFmt w:val="bullet"/>
+      <w:lvlText w:val="o"/>
+      <w:lvlJc w:val="left"/>
+      <w:pPr>
+        <w:ind w:left="5760" w:hanging="360"/>
+      </w:pPr>
+      <w:rPr>
+        <w:rFonts w:ascii="Courier New" w:hAnsi="Courier New" w:cs="Courier New" w:hint="default"/>
+      </w:rPr>
+    </w:lvl>
+    <w:lvl w:ilvl="8" w:tplc="0C0A0005" w:tentative="1">
+      <w:start w:val="1"/>
+      <w:numFmt w:val="bullet"/>
+      <w:lvlText w:val=""/>
+      <w:lvlJc w:val="left"/>
+      <w:pPr>
+        <w:ind w:left="6480" w:hanging="360"/>
+      </w:pPr>
+      <w:rPr>
+        <w:rFonts w:ascii="Wingdings" w:hAnsi="Wingdings" w:hint="default"/>
+      </w:rPr>
+    </w:lvl>
+  </w:abstractNum>
+  <w:abstractNum w:abstractNumId="5" w15:restartNumberingAfterBreak="0">
     <w:nsid w:val="76794239"/>
     <w:multiLevelType w:val="hybridMultilevel"/>
     <w:tmpl w:val="6EBA77CA"/>
@@ -911,13 +1459,22 @@
     </w:lvl>
   </w:abstractNum>
   <w:num w:numId="1">
-    <w:abstractNumId w:val="2"/>
+    <w:abstractNumId w:val="5"/>
   </w:num>
   <w:num w:numId="2">
-    <w:abstractNumId w:val="1"/>
+    <w:abstractNumId w:val="3"/>
   </w:num>
   <w:num w:numId="3">
     <w:abstractNumId w:val="0"/>
+  </w:num>
+  <w:num w:numId="4">
+    <w:abstractNumId w:val="4"/>
+  </w:num>
+  <w:num w:numId="5">
+    <w:abstractNumId w:val="2"/>
+  </w:num>
+  <w:num w:numId="6">
+    <w:abstractNumId w:val="1"/>
   </w:num>
 </w:numbering>
 </file>
